--- a/docs/user-manual/task-assignee/task-assignee-user-manual.docx
+++ b/docs/user-manual/task-assignee/task-assignee-user-manual.docx
@@ -2047,15 +2047,7 @@
         <w:t>Task Assignees</w:t>
       </w:r>
       <w:r>
-        <w:t xml:space="preserve"> — employees handed one or more individual checklist tasks as part of a coworker's offboarding, without owning the whole checklist themselves. It was produced by directly testing the application end to end (every screenshot is a real, step-by-step walkthrough using disposable sample data) and by inspecting the underlying routes, controllers, and validation rules, so every instruction and status quoted here reflects what the application </w:t>
-      </w:r>
-      <w:proofErr w:type="gramStart"/>
-      <w:r>
-        <w:t>actually does</w:t>
-      </w:r>
-      <w:proofErr w:type="gramEnd"/>
-      <w:r>
-        <w:t xml:space="preserve"> today.</w:t>
+        <w:t xml:space="preserve"> — employees handed one or more individual checklist tasks as part of a coworker's offboarding, without owning the whole checklist themselves. It was produced by directly testing the application end to end (every screenshot is a real, step-by-step walkthrough using disposable sample data) and by inspecting the underlying routes, controllers, and validation rules, so every instruction and status quoted here reflects what the application actually does today.</w:t>
       </w:r>
     </w:p>
     <w:p>
@@ -2183,32 +2175,6 @@
     </w:p>
     <w:p>
       <w:pPr>
-        <w:pStyle w:val="ListParagraph"/>
-        <w:numPr>
-          <w:ilvl w:val="0"/>
-          <w:numId w:val="2"/>
-        </w:numPr>
-        <w:spacing w:after="60"/>
-      </w:pPr>
-      <w:r>
-        <w:t>Best Practices</w:t>
-      </w:r>
-    </w:p>
-    <w:p>
-      <w:pPr>
-        <w:pStyle w:val="ListParagraph"/>
-        <w:numPr>
-          <w:ilvl w:val="0"/>
-          <w:numId w:val="2"/>
-        </w:numPr>
-        <w:spacing w:after="60"/>
-      </w:pPr>
-      <w:r>
-        <w:t>Glossary of Terms</w:t>
-      </w:r>
-    </w:p>
-    <w:p>
-      <w:pPr>
         <w:pBdr>
           <w:bottom w:val="single" w:sz="6" w:space="0" w:color="D1D5DB"/>
         </w:pBdr>
@@ -2279,15 +2245,7 @@
         <w:t>Process only what is assigned to you.</w:t>
       </w:r>
       <w:r>
-        <w:t xml:space="preserve"> Your account only ever shows checklists that have at least one task assigned to you — never a coworker's unrelated </w:t>
-      </w:r>
-      <w:proofErr w:type="gramStart"/>
-      <w:r>
-        <w:t>checklist, and</w:t>
-      </w:r>
-      <w:proofErr w:type="gramEnd"/>
-      <w:r>
-        <w:t xml:space="preserve"> never tasks that belong to someone else on the same checklist.</w:t>
+        <w:t xml:space="preserve"> Your account only ever shows checklists that have at least one task assigned to you — never a coworker's unrelated checklist, and never tasks that belong to someone else on the same checklist.</w:t>
       </w:r>
     </w:p>
     <w:p>
@@ -2372,7 +2330,6 @@
         <w:spacing w:after="160"/>
       </w:pPr>
       <w:r>
-        <w:lastRenderedPageBreak/>
         <w:t xml:space="preserve">You do </w:t>
       </w:r>
       <w:r>
@@ -2401,6 +2358,7 @@
       </w:pPr>
       <w:bookmarkStart w:id="4" w:name="_Toc243294663"/>
       <w:r>
+        <w:lastRenderedPageBreak/>
         <w:t>Signing In</w:t>
       </w:r>
       <w:bookmarkEnd w:id="4"/>
@@ -2663,15 +2621,7 @@
         <w:t>Change Password</w:t>
       </w:r>
       <w:r>
-        <w:t xml:space="preserve">. You won't be asked again on later sign-ins — only the very first time, or if an </w:t>
-      </w:r>
-      <w:proofErr w:type="gramStart"/>
-      <w:r>
-        <w:t>administrator later issues</w:t>
-      </w:r>
-      <w:proofErr w:type="gramEnd"/>
-      <w:r>
-        <w:t xml:space="preserve"> you a new temporary password.</w:t>
+        <w:t>. You won't be asked again on later sign-ins — only the very first time, or if an administrator later issues you a new temporary password.</w:t>
       </w:r>
     </w:p>
     <w:p>
@@ -2758,15 +2708,7 @@
         <w:t>Your Approval</w:t>
       </w:r>
       <w:r>
-        <w:t xml:space="preserve">, shows one card per offboarding employee you have at least one task assigned to. Unlike a Clearance Signatory's view, your card is scoped strictly to the checklist(s) that </w:t>
-      </w:r>
-      <w:proofErr w:type="gramStart"/>
-      <w:r>
-        <w:t>actually have</w:t>
-      </w:r>
-      <w:proofErr w:type="gramEnd"/>
-      <w:r>
-        <w:t xml:space="preserve"> something assigned to you, and shows </w:t>
+        <w:t xml:space="preserve">, shows one card per offboarding employee you have at least one task assigned to. Unlike a Clearance Signatory's view, your card is scoped strictly to the checklist(s) that actually have something assigned to you, and shows </w:t>
       </w:r>
       <w:r>
         <w:rPr>
@@ -3353,15 +3295,7 @@
         <w:spacing w:after="160"/>
       </w:pPr>
       <w:r>
-        <w:t xml:space="preserve">A checklist </w:t>
-      </w:r>
-      <w:proofErr w:type="gramStart"/>
-      <w:r>
-        <w:t>as a whole can</w:t>
-      </w:r>
-      <w:proofErr w:type="gramEnd"/>
-      <w:r>
-        <w:t xml:space="preserve"> also show </w:t>
+        <w:t xml:space="preserve">A checklist as a whole can also show </w:t>
       </w:r>
       <w:r>
         <w:rPr>
@@ -3409,15 +3343,7 @@
         <w:spacing w:after="160"/>
       </w:pPr>
       <w:r>
-        <w:t xml:space="preserve">Check a task only once the actual requirement behind it has genuinely been fulfilled — for example, only mark "Submit outstanding expense reports" complete once the expense reports have </w:t>
-      </w:r>
-      <w:proofErr w:type="gramStart"/>
-      <w:r>
-        <w:t>actually been</w:t>
-      </w:r>
-      <w:proofErr w:type="gramEnd"/>
-      <w:r>
-        <w:t xml:space="preserve"> submitted. </w:t>
+        <w:t xml:space="preserve">Check a task only once the actual requirement behind it has genuinely been fulfilled — for example, only mark "Submit outstanding expense reports" complete once the expense reports have actually been submitted. </w:t>
       </w:r>
       <w:r>
         <w:rPr>
@@ -3635,15 +3561,7 @@
         <w:t>View Checklist</w:t>
       </w:r>
       <w:r>
-        <w:t xml:space="preserve"> </w:t>
-      </w:r>
-      <w:proofErr w:type="gramStart"/>
-      <w:r>
-        <w:t>again, or</w:t>
-      </w:r>
-      <w:proofErr w:type="gramEnd"/>
-      <w:r>
-        <w:t xml:space="preserve"> navigate back to Approval and reopen it). Your completed task now shows its confirmation directly under its title, and its checkbox and remark box are both greyed out — this is expected, not an error:</w:t>
+        <w:t xml:space="preserve"> again, or navigate back to Approval and reopen it). Your completed task now shows its confirmation directly under its title, and its checkbox and remark box are both greyed out — this is expected, not an error:</w:t>
       </w:r>
     </w:p>
     <w:p>
@@ -3836,15 +3754,7 @@
         <w:t>you cannot undo it yourself.</w:t>
       </w:r>
       <w:r>
-        <w:t xml:space="preserve"> Contact the checklist's Clearance Signatory (shown as "Assigned by:" on your Approval card) or an Administrator — only they have the means to correct a checklist's records if something was marked complete in error, and even </w:t>
-      </w:r>
-      <w:proofErr w:type="gramStart"/>
-      <w:r>
-        <w:t>then</w:t>
-      </w:r>
-      <w:proofErr w:type="gramEnd"/>
-      <w:r>
-        <w:t xml:space="preserve"> it is a manual correction outside the normal workflow, not a built-in "undo" feature. Be certain before you check a task.</w:t>
+        <w:t xml:space="preserve"> Contact the checklist's Clearance Signatory (shown as "Assigned by:" on your Approval card) or an Administrator — only they have the means to correct a checklist's records if something was marked complete in error, and even then it is a manual correction outside the normal workflow, not a built-in "undo" feature. Be certain before you check a task.</w:t>
       </w:r>
     </w:p>
     <w:p>
@@ -3927,15 +3837,7 @@
         <w:t>Type your reason directly into that task's own Remark box.</w:t>
       </w:r>
       <w:r>
-        <w:t xml:space="preserve"> This is important: the Hold button stays disabled until the Remark box has text in it — the remark you type here becomes the hold </w:t>
-      </w:r>
-      <w:proofErr w:type="gramStart"/>
-      <w:r>
-        <w:t>reason,</w:t>
-      </w:r>
-      <w:proofErr w:type="gramEnd"/>
-      <w:r>
-        <w:t xml:space="preserve"> there is no separate pop-up field for it.</w:t>
+        <w:t xml:space="preserve"> This is important: the Hold button stays disabled until the Remark box has text in it — the remark you type here becomes the hold reason, there is no separate pop-up field for it.</w:t>
       </w:r>
     </w:p>
     <w:p>
@@ -4303,15 +4205,7 @@
         <w:t>not locked</w:t>
       </w:r>
       <w:r>
-        <w:t xml:space="preserve"> the way a checked task is — the checkbox, the remark, and both the Hold and Submit buttons all stay fully available, so you can come back later and genuinely check the task once it's no longer </w:t>
-      </w:r>
-      <w:proofErr w:type="gramStart"/>
-      <w:r>
-        <w:t>blocked, or</w:t>
-      </w:r>
-      <w:proofErr w:type="gramEnd"/>
-      <w:r>
-        <w:t xml:space="preserve"> update the remark and place it on hold again with a new reason.</w:t>
+        <w:t xml:space="preserve"> the way a checked task is — the checkbox, the remark, and both the Hold and Submit buttons all stay fully available, so you can come back later and genuinely check the task once it's no longer blocked, or update the remark and place it on hold again with a new reason.</w:t>
       </w:r>
     </w:p>
     <w:p>
@@ -4340,15 +4234,7 @@
         <w:t>your own individual task</w:t>
       </w:r>
       <w:r>
-        <w:t xml:space="preserve"> — it never affects the </w:t>
-      </w:r>
-      <w:proofErr w:type="gramStart"/>
-      <w:r>
-        <w:t>checklist as a whole, and</w:t>
-      </w:r>
-      <w:proofErr w:type="gramEnd"/>
-      <w:r>
-        <w:t xml:space="preserve"> it never affects any other Task Assignee's own task on the same checklist. Placing an entire checklist on hold (declining it) is a separate action available only to the checklist's Clearance Signatory, not to a Task Assignee — if you see a checklist already on hold as a whole (an amber "This checklist is On Hold" banner at the top of the modal, rather than a status line on one task), that was done by the Clearance Signatory, not by you, and you cannot remove that hold yourself either.</w:t>
+        <w:t xml:space="preserve"> — it never affects the checklist as a whole, and it never affects any other Task Assignee's own task on the same checklist. Placing an entire checklist on hold (declining it) is a separate action available only to the checklist's Clearance Signatory, not to a Task Assignee — if you see a checklist already on hold as a whole (an amber "This checklist is On Hold" banner at the top of the modal, rather than a status line on one task), that was done by the Clearance Signatory, not by you, and you cannot remove that hold yourself either.</w:t>
       </w:r>
     </w:p>
     <w:p>
@@ -4406,14 +4292,9 @@
       </w:pPr>
       <w:bookmarkStart w:id="25" w:name="_Toc243294684"/>
       <w:r>
-        <w:t xml:space="preserve">Checking your </w:t>
-      </w:r>
-      <w:proofErr w:type="gramStart"/>
-      <w:r>
-        <w:t>current status</w:t>
+        <w:t>Checking your current status</w:t>
       </w:r>
       <w:bookmarkEnd w:id="25"/>
-      <w:proofErr w:type="gramEnd"/>
     </w:p>
     <w:p>
       <w:pPr>
@@ -4704,204 +4585,6 @@
         </w:pBdr>
         <w:spacing w:before="200" w:after="200"/>
       </w:pPr>
-    </w:p>
-    <w:p>
-      <w:pPr>
-        <w:pStyle w:val="Heading2"/>
-        <w:spacing w:before="240" w:after="120"/>
-      </w:pPr>
-      <w:bookmarkStart w:id="29" w:name="_Toc243294689"/>
-      <w:r>
-        <w:t>Best Practices</w:t>
-      </w:r>
-      <w:bookmarkEnd w:id="29"/>
-    </w:p>
-    <w:p>
-      <w:pPr>
-        <w:pStyle w:val="ListParagraph"/>
-        <w:numPr>
-          <w:ilvl w:val="0"/>
-          <w:numId w:val="1"/>
-        </w:numPr>
-        <w:spacing w:after="60"/>
-      </w:pPr>
-      <w:r>
-        <w:rPr>
-          <w:b/>
-          <w:bCs/>
-        </w:rPr>
-        <w:t xml:space="preserve">Review task details before </w:t>
-      </w:r>
-      <w:proofErr w:type="gramStart"/>
-      <w:r>
-        <w:rPr>
-          <w:b/>
-          <w:bCs/>
-        </w:rPr>
-        <w:t>taking action</w:t>
-      </w:r>
-      <w:proofErr w:type="gramEnd"/>
-      <w:r>
-        <w:t xml:space="preserve"> — read the task title and the checklist it belongs to carefully before checking or holding it.</w:t>
-      </w:r>
-    </w:p>
-    <w:p>
-      <w:pPr>
-        <w:pStyle w:val="ListParagraph"/>
-        <w:numPr>
-          <w:ilvl w:val="0"/>
-          <w:numId w:val="1"/>
-        </w:numPr>
-        <w:spacing w:after="60"/>
-      </w:pPr>
-      <w:r>
-        <w:rPr>
-          <w:b/>
-          <w:bCs/>
-        </w:rPr>
-        <w:t>Complete only the tasks assigned to you</w:t>
-      </w:r>
-      <w:r>
-        <w:t xml:space="preserve"> — never act on a coworker's task, even if you could technically reach it via "Process Task List."</w:t>
-      </w:r>
-    </w:p>
-    <w:p>
-      <w:pPr>
-        <w:pStyle w:val="ListParagraph"/>
-        <w:numPr>
-          <w:ilvl w:val="0"/>
-          <w:numId w:val="1"/>
-        </w:numPr>
-        <w:spacing w:after="60"/>
-      </w:pPr>
-      <w:r>
-        <w:rPr>
-          <w:b/>
-          <w:bCs/>
-        </w:rPr>
-        <w:t>Verify the requirement has genuinely been fulfilled before marking a task complete</w:t>
-      </w:r>
-      <w:r>
-        <w:t xml:space="preserve"> — remember, this cannot be undone.</w:t>
-      </w:r>
-    </w:p>
-    <w:p>
-      <w:pPr>
-        <w:pStyle w:val="ListParagraph"/>
-        <w:numPr>
-          <w:ilvl w:val="0"/>
-          <w:numId w:val="1"/>
-        </w:numPr>
-        <w:spacing w:after="60"/>
-      </w:pPr>
-      <w:r>
-        <w:rPr>
-          <w:b/>
-          <w:bCs/>
-        </w:rPr>
-        <w:t>Provide accurate, specific remarks</w:t>
-      </w:r>
-      <w:r>
-        <w:t xml:space="preserve"> when placing a task on hold — this is the only explanation the Clearance Signatory will see.</w:t>
-      </w:r>
-    </w:p>
-    <w:p>
-      <w:pPr>
-        <w:pStyle w:val="ListParagraph"/>
-        <w:numPr>
-          <w:ilvl w:val="0"/>
-          <w:numId w:val="1"/>
-        </w:numPr>
-        <w:spacing w:after="60"/>
-      </w:pPr>
-      <w:r>
-        <w:rPr>
-          <w:b/>
-          <w:bCs/>
-        </w:rPr>
-        <w:t>Use Hold whenever you're genuinely blocked</w:t>
-      </w:r>
-      <w:r>
-        <w:t>, rather than leaving a task pending indefinitely with no explanation.</w:t>
-      </w:r>
-    </w:p>
-    <w:p>
-      <w:pPr>
-        <w:pStyle w:val="ListParagraph"/>
-        <w:numPr>
-          <w:ilvl w:val="0"/>
-          <w:numId w:val="1"/>
-        </w:numPr>
-        <w:spacing w:after="60"/>
-      </w:pPr>
-      <w:r>
-        <w:rPr>
-          <w:b/>
-          <w:bCs/>
-        </w:rPr>
-        <w:lastRenderedPageBreak/>
-        <w:t>Monitor your Approval page regularly</w:t>
-      </w:r>
-      <w:r>
-        <w:t xml:space="preserve"> for new tasks and upcoming due dates.</w:t>
-      </w:r>
-    </w:p>
-    <w:p>
-      <w:pPr>
-        <w:pStyle w:val="ListParagraph"/>
-        <w:numPr>
-          <w:ilvl w:val="0"/>
-          <w:numId w:val="1"/>
-        </w:numPr>
-        <w:spacing w:after="60"/>
-      </w:pPr>
-      <w:r>
-        <w:rPr>
-          <w:b/>
-          <w:bCs/>
-        </w:rPr>
-        <w:t xml:space="preserve">Verify that your changes were </w:t>
-      </w:r>
-      <w:proofErr w:type="gramStart"/>
-      <w:r>
-        <w:rPr>
-          <w:b/>
-          <w:bCs/>
-        </w:rPr>
-        <w:t>actually saved</w:t>
-      </w:r>
-      <w:proofErr w:type="gramEnd"/>
-      <w:r>
-        <w:t xml:space="preserve"> by reopening the checklist and confirming the status line reads what you expect.</w:t>
-      </w:r>
-    </w:p>
-    <w:p>
-      <w:pPr>
-        <w:pStyle w:val="ListParagraph"/>
-        <w:numPr>
-          <w:ilvl w:val="0"/>
-          <w:numId w:val="1"/>
-        </w:numPr>
-        <w:spacing w:after="60"/>
-      </w:pPr>
-      <w:r>
-        <w:rPr>
-          <w:b/>
-          <w:bCs/>
-        </w:rPr>
-        <w:t>Never share your login credentials</w:t>
-      </w:r>
-      <w:r>
-        <w:t xml:space="preserve"> with anyone </w:t>
-      </w:r>
-      <w:proofErr w:type="gramStart"/>
-      <w:r>
-        <w:t>else, and</w:t>
-      </w:r>
-      <w:proofErr w:type="gramEnd"/>
-      <w:r>
-        <w:t xml:space="preserve"> always sign out on a shared computer.</w:t>
-      </w:r>
     </w:p>
     <w:p>
       <w:pPr>
